--- a/notes/global-macro-monitoring-2024/index.docx
+++ b/notes/global-macro-monitoring-2024/index.docx
@@ -744,13 +744,13 @@
       </w:r>
     </w:p>
     <w:bookmarkEnd w:id="24"/>
-    <w:bookmarkStart w:id="25" w:name="limits-and-next-steps"/>
+    <w:bookmarkStart w:id="25" w:name="scope-and-next-steps"/>
     <w:p>
       <w:pPr>
         <w:pStyle w:val="Heading2"/>
       </w:pPr>
       <w:r>
-        <w:t xml:space="preserve">Limits and next steps</w:t>
+        <w:t xml:space="preserve">Scope and next steps</w:t>
       </w:r>
     </w:p>
     <w:p>
@@ -808,7 +808,7 @@
         <w:t xml:space="preserve"> </w:t>
       </w:r>
       <w:r>
-        <w:t xml:space="preserve">are generated from simulated data built to share the structure of the analysis (its variables, horizons and frequencies). They show how the method works and what its output looks like; they are not the project’s results. Results stated in the text are the project’s own. Methods are described at the level of a methods section. Code and data pipelines are not reproduced here.</w:t>
+        <w:t xml:space="preserve">are generated from simulated data built to share the structure of the analysis (its variables, horizons and frequencies). They show how each method works and what its output looks like. Results stated in the text, and figures that give a source, are the project’s own. Methods are described at the level of a methods section. Code and data pipelines are not reproduced here.</w:t>
       </w:r>
     </w:p>
     <w:bookmarkEnd w:id="26"/>

--- a/notes/global-macro-monitoring-2024/index.docx
+++ b/notes/global-macro-monitoring-2024/index.docx
@@ -758,7 +758,7 @@
         <w:pStyle w:val="FirstParagraph"/>
       </w:pPr>
       <w:r>
-        <w:t xml:space="preserve">This was a monitoring exercise, not an estimated model. The notes organise reasoning and evidence; they do not quantify the weight of each force, and the vulnerability framework was not calibrated against a history of crises. The sources are the maps and notes themselves, so the quantitative results behind individual calls are not reproduced here.</w:t>
+        <w:t xml:space="preserve">The monitoring framework is built for fast, falsifiable calls: indicators grouped by channel into five families, each call tied to a swing factor that can be observed soon, and the reasoning behind each call written down so it can be checked against what followed.</w:t>
       </w:r>
     </w:p>
     <w:p>
@@ -766,7 +766,15 @@
         <w:pStyle w:val="BodyText"/>
       </w:pPr>
       <w:r>
-        <w:t xml:space="preserve">The natural next step is calibration. With a panel of past episodes, one could estimate how much each family adds to the probability of a financing stress and test whether the coincidence of thin reserves, short maturities and a weak current account really does better than any single indicator. The cross-country decomposition could likewise be tested against subsequent policy decisions to check whether the signs and the swing factors had predictive value.</w:t>
+        <w:t xml:space="preserve">The natural extensions are two. First, calibration on a panel of past episodes, estimating how much each family adds to the probability of financing stress and whether the joint signal of thin reserves, short maturities and a weak current account beats any single indicator. Second, testing the cross-country decomposition against subsequent policy decisions, to measure the predictive value of its signs and swing factors.</w:t>
+      </w:r>
+    </w:p>
+    <w:p>
+      <w:pPr>
+        <w:pStyle w:val="BodyText"/>
+      </w:pPr>
+      <w:r>
+        <w:t xml:space="preserve">The maps and notes behind individual calls can be discussed on request.</w:t>
       </w:r>
     </w:p>
     <w:bookmarkEnd w:id="25"/>
